--- a/Docx Files Template/bst_grievance_form_3g3a test run.docx
+++ b/Docx Files Template/bst_grievance_form_3g3a test run.docx
@@ -488,7 +488,7 @@
           <w:tab w:val="left" w:pos="7110"/>
           <w:tab w:val="left" w:pos="7470"/>
         </w:tabs>
-        <w:spacing w:after="80"/>
+        <w:spacing w:after="0"/>
         <w:ind w:left="270"/>
         <w:rPr>
           <w:rFonts w:ascii="Arial" w:hAnsi="Arial" w:cs="Arial"/>
